--- a/deliverables/V4-V11_SYNC/SHARED/V4-V11_REVISED_ASSET_LEDGER.docx
+++ b/deliverables/V4-V11_SYNC/SHARED/V4-V11_REVISED_ASSET_LEDGER.docx
@@ -68,7 +68,7 @@
         <w:rPr>
           <w:sz w:val="21"/>
         </w:rPr>
-        <w:t>Wednesday, September 16, 2026 | 1:46 PM CT</w:t>
+        <w:t>Wednesday, September 16, 2026 | 3:16 PM CT</w:t>
       </w:r>
     </w:p>
     <w:p>

--- a/deliverables/V4-V11_SYNC/SHARED/V4-V11_REVISED_ASSET_LEDGER.docx
+++ b/deliverables/V4-V11_SYNC/SHARED/V4-V11_REVISED_ASSET_LEDGER.docx
@@ -68,7 +68,7 @@
         <w:rPr>
           <w:sz w:val="21"/>
         </w:rPr>
-        <w:t>Wednesday, September 16, 2026 | 3:16 PM CT</w:t>
+        <w:t>Wednesday, September 16, 2026 | 3:21 PM CT</w:t>
       </w:r>
     </w:p>
     <w:p>

--- a/deliverables/V4-V11_SYNC/SHARED/V4-V11_REVISED_ASSET_LEDGER.docx
+++ b/deliverables/V4-V11_SYNC/SHARED/V4-V11_REVISED_ASSET_LEDGER.docx
@@ -68,7 +68,7 @@
         <w:rPr>
           <w:sz w:val="21"/>
         </w:rPr>
-        <w:t>Wednesday, September 16, 2026 | 3:21 PM CT</w:t>
+        <w:t>Thursday, September 17, 2026 | 8:55 AM CT</w:t>
       </w:r>
     </w:p>
     <w:p>
@@ -81,7 +81,7 @@
           <w:color w:val="8A6D1E"/>
           <w:sz w:val="20"/>
         </w:rPr>
-        <w:t xml:space="preserve">Families audited  </w:t>
+        <w:t xml:space="preserve">Families carried in from the prior build and audited  </w:t>
       </w:r>
       <w:r>
         <w:rPr>
@@ -100,7 +100,121 @@
           <w:color w:val="8A6D1E"/>
           <w:sz w:val="20"/>
         </w:rPr>
-        <w:t xml:space="preserve">Verdicts  </w:t>
+        <w:t xml:space="preserve">New opening families built for the early edit  </w:t>
+      </w:r>
+      <w:r>
+        <w:rPr>
+          <w:sz w:val="21"/>
+        </w:rPr>
+        <w:t>6</w:t>
+      </w:r>
+    </w:p>
+    <w:p>
+      <w:pPr>
+        <w:spacing w:after="80"/>
+      </w:pPr>
+      <w:r>
+        <w:rPr>
+          <w:b/>
+          <w:color w:val="8A6D1E"/>
+          <w:sz w:val="20"/>
+        </w:rPr>
+        <w:t xml:space="preserve">Families in total  </w:t>
+      </w:r>
+      <w:r>
+        <w:rPr>
+          <w:sz w:val="21"/>
+        </w:rPr>
+        <w:t>116</w:t>
+      </w:r>
+    </w:p>
+    <w:p>
+      <w:pPr>
+        <w:spacing w:after="80"/>
+      </w:pPr>
+      <w:r>
+        <w:rPr>
+          <w:b/>
+          <w:color w:val="8A6D1E"/>
+          <w:sz w:val="20"/>
+        </w:rPr>
+        <w:t xml:space="preserve">Retired, inactive, not cued and not rendered  </w:t>
+      </w:r>
+      <w:r>
+        <w:rPr>
+          <w:sz w:val="21"/>
+        </w:rPr>
+        <w:t>1</w:t>
+      </w:r>
+    </w:p>
+    <w:p>
+      <w:pPr>
+        <w:spacing w:after="80"/>
+      </w:pPr>
+      <w:r>
+        <w:rPr>
+          <w:b/>
+          <w:color w:val="8A6D1E"/>
+          <w:sz w:val="20"/>
+        </w:rPr>
+        <w:t xml:space="preserve">Active families  </w:t>
+      </w:r>
+      <w:r>
+        <w:rPr>
+          <w:sz w:val="21"/>
+        </w:rPr>
+        <w:t>115</w:t>
+      </w:r>
+    </w:p>
+    <w:p>
+      <w:pPr>
+        <w:spacing w:after="80"/>
+      </w:pPr>
+      <w:r>
+        <w:rPr>
+          <w:b/>
+          <w:color w:val="8A6D1E"/>
+          <w:sz w:val="20"/>
+        </w:rPr>
+        <w:t xml:space="preserve">Active teaching and end-card states  </w:t>
+      </w:r>
+      <w:r>
+        <w:rPr>
+          <w:sz w:val="21"/>
+        </w:rPr>
+        <w:t>185</w:t>
+      </w:r>
+    </w:p>
+    <w:p>
+      <w:pPr>
+        <w:spacing w:after="80"/>
+      </w:pPr>
+      <w:r>
+        <w:rPr>
+          <w:b/>
+          <w:color w:val="8A6D1E"/>
+          <w:sz w:val="20"/>
+        </w:rPr>
+        <w:t xml:space="preserve">Contact sheets, one per video, not states  </w:t>
+      </w:r>
+      <w:r>
+        <w:rPr>
+          <w:sz w:val="21"/>
+        </w:rPr>
+        <w:t>8</w:t>
+      </w:r>
+    </w:p>
+    <w:p>
+      <w:pPr>
+        <w:spacing w:after="80"/>
+      </w:pPr>
+      <w:r>
+        <w:rPr>
+          <w:b/>
+          <w:color w:val="8A6D1E"/>
+          <w:sz w:val="20"/>
+        </w:rPr>
+        <w:t xml:space="preserve">Verdicts on the audited 110  </w:t>
       </w:r>
       <w:r>
         <w:rPr>
@@ -532,6 +646,1376 @@
       <w:pPr>
         <w:spacing w:after="120"/>
       </w:pPr>
+    </w:p>
+    <w:p>
+      <w:pPr>
+        <w:spacing w:before="320" w:after="120"/>
+        <w:keepNext w:val="1"/>
+        <w:keepLines w:val="1"/>
+      </w:pPr>
+      <w:r>
+        <w:rPr>
+          <w:b/>
+          <w:i w:val="0"/>
+          <w:color w:val="112345"/>
+          <w:sz w:val="26"/>
+        </w:rPr>
+        <w:t>BUILT THIS PASS, AND WITHDRAWN THIS PASS</w:t>
+      </w:r>
+    </w:p>
+    <w:tbl>
+      <w:tblPr>
+        <w:tblW w:type="auto" w:w="0"/>
+        <w:jc w:val="left"/>
+        <w:tblBorders>
+          <w:top w:val="single" w:sz="4" w:space="0" w:color="C9BFA8"/>
+          <w:left w:val="single" w:sz="4" w:space="0" w:color="C9BFA8"/>
+          <w:bottom w:val="single" w:sz="4" w:space="0" w:color="C9BFA8"/>
+          <w:right w:val="single" w:sz="4" w:space="0" w:color="C9BFA8"/>
+          <w:insideH w:val="single" w:sz="4" w:space="0" w:color="C9BFA8"/>
+          <w:insideV w:val="single" w:sz="4" w:space="0" w:color="C9BFA8"/>
+        </w:tblBorders>
+        <w:tblLayout w:type="fixed"/>
+        <w:tblLook w:firstColumn="1" w:firstRow="1" w:lastColumn="0" w:lastRow="0" w:noHBand="0" w:noVBand="1" w:val="04A0"/>
+      </w:tblPr>
+      <w:tblGrid>
+        <w:gridCol w:w="2412"/>
+        <w:gridCol w:w="2412"/>
+        <w:gridCol w:w="2412"/>
+        <w:gridCol w:w="2412"/>
+      </w:tblGrid>
+      <w:tr>
+        <w:trPr>
+          <w:tblHeader w:val="true"/>
+        </w:trPr>
+        <w:tc>
+          <w:tcPr>
+            <w:tcW w:type="dxa" w:w="720"/>
+            <w:shd w:val="clear" w:color="auto" w:fill="F3EFE6"/>
+          </w:tcPr>
+          <w:p>
+            <w:pPr>
+              <w:spacing w:before="60" w:after="60" w:line="264" w:lineRule="auto"/>
+            </w:pPr>
+            <w:r/>
+            <w:r>
+              <w:rPr>
+                <w:b/>
+                <w:i w:val="0"/>
+                <w:color w:val="112345"/>
+                <w:sz w:val="17"/>
+              </w:rPr>
+              <w:t>VIDEO</w:t>
+            </w:r>
+          </w:p>
+        </w:tc>
+        <w:tc>
+          <w:tcPr>
+            <w:tcW w:type="dxa" w:w="3312"/>
+            <w:shd w:val="clear" w:color="auto" w:fill="F3EFE6"/>
+          </w:tcPr>
+          <w:p>
+            <w:pPr>
+              <w:spacing w:before="60" w:after="60" w:line="264" w:lineRule="auto"/>
+            </w:pPr>
+            <w:r/>
+            <w:r>
+              <w:rPr>
+                <w:b/>
+                <w:i w:val="0"/>
+                <w:color w:val="112345"/>
+                <w:sz w:val="17"/>
+              </w:rPr>
+              <w:t>FAMILY</w:t>
+            </w:r>
+          </w:p>
+        </w:tc>
+        <w:tc>
+          <w:tcPr>
+            <w:tcW w:type="dxa" w:w="1584"/>
+            <w:shd w:val="clear" w:color="auto" w:fill="F3EFE6"/>
+          </w:tcPr>
+          <w:p>
+            <w:pPr>
+              <w:spacing w:before="60" w:after="60" w:line="264" w:lineRule="auto"/>
+            </w:pPr>
+            <w:r/>
+            <w:r>
+              <w:rPr>
+                <w:b/>
+                <w:i w:val="0"/>
+                <w:color w:val="112345"/>
+                <w:sz w:val="17"/>
+              </w:rPr>
+              <w:t>STATUS</w:t>
+            </w:r>
+          </w:p>
+        </w:tc>
+        <w:tc>
+          <w:tcPr>
+            <w:tcW w:type="dxa" w:w="4032"/>
+            <w:shd w:val="clear" w:color="auto" w:fill="F3EFE6"/>
+          </w:tcPr>
+          <w:p>
+            <w:pPr>
+              <w:spacing w:before="60" w:after="60" w:line="264" w:lineRule="auto"/>
+            </w:pPr>
+            <w:r/>
+            <w:r>
+              <w:rPr>
+                <w:b/>
+                <w:i w:val="0"/>
+                <w:color w:val="112345"/>
+                <w:sz w:val="17"/>
+              </w:rPr>
+              <w:t>STATES</w:t>
+            </w:r>
+          </w:p>
+        </w:tc>
+      </w:tr>
+      <w:tr>
+        <w:tc>
+          <w:tcPr>
+            <w:tcW w:type="dxa" w:w="720"/>
+          </w:tcPr>
+          <w:p>
+            <w:pPr>
+              <w:spacing w:before="60" w:after="60" w:line="264" w:lineRule="auto"/>
+            </w:pPr>
+            <w:r/>
+            <w:r>
+              <w:rPr>
+                <w:b w:val="0"/>
+                <w:i w:val="0"/>
+                <w:sz w:val="15"/>
+              </w:rPr>
+              <w:t>V7</w:t>
+            </w:r>
+          </w:p>
+        </w:tc>
+        <w:tc>
+          <w:tcPr>
+            <w:tcW w:type="dxa" w:w="3312"/>
+          </w:tcPr>
+          <w:p>
+            <w:pPr>
+              <w:spacing w:before="60" w:after="60" w:line="264" w:lineRule="auto"/>
+            </w:pPr>
+            <w:r/>
+            <w:r>
+              <w:rPr>
+                <w:b w:val="0"/>
+                <w:i w:val="0"/>
+                <w:sz w:val="15"/>
+              </w:rPr>
+              <w:t>NEW_V7_FS_00_TWO_CAPABLE_PEOPLE</w:t>
+            </w:r>
+          </w:p>
+        </w:tc>
+        <w:tc>
+          <w:tcPr>
+            <w:tcW w:type="dxa" w:w="1584"/>
+          </w:tcPr>
+          <w:p>
+            <w:pPr>
+              <w:spacing w:before="60" w:after="60" w:line="264" w:lineRule="auto"/>
+            </w:pPr>
+            <w:r/>
+            <w:r>
+              <w:rPr>
+                <w:b w:val="0"/>
+                <w:i w:val="0"/>
+                <w:sz w:val="15"/>
+              </w:rPr>
+              <w:t>NEW. Active.</w:t>
+            </w:r>
+          </w:p>
+        </w:tc>
+        <w:tc>
+          <w:tcPr>
+            <w:tcW w:type="dxa" w:w="4032"/>
+          </w:tcPr>
+          <w:p>
+            <w:pPr>
+              <w:spacing w:before="60" w:after="60" w:line="264" w:lineRule="auto"/>
+            </w:pPr>
+            <w:r/>
+            <w:r>
+              <w:rPr>
+                <w:b w:val="0"/>
+                <w:i w:val="0"/>
+                <w:sz w:val="15"/>
+              </w:rPr>
+              <w:t>NEW_V7_FS_00_TWO_CAPABLE_PEOPLE, NEW_V7_FS_00B_ONE_NAME_COMES_UP</w:t>
+            </w:r>
+          </w:p>
+        </w:tc>
+      </w:tr>
+      <w:tr>
+        <w:tc>
+          <w:tcPr>
+            <w:tcW w:type="dxa" w:w="720"/>
+          </w:tcPr>
+          <w:p>
+            <w:pPr>
+              <w:spacing w:before="60" w:after="60" w:line="264" w:lineRule="auto"/>
+            </w:pPr>
+            <w:r/>
+            <w:r>
+              <w:rPr>
+                <w:b w:val="0"/>
+                <w:i w:val="0"/>
+                <w:sz w:val="15"/>
+              </w:rPr>
+              <w:t>V8</w:t>
+            </w:r>
+          </w:p>
+        </w:tc>
+        <w:tc>
+          <w:tcPr>
+            <w:tcW w:type="dxa" w:w="3312"/>
+          </w:tcPr>
+          <w:p>
+            <w:pPr>
+              <w:spacing w:before="60" w:after="60" w:line="264" w:lineRule="auto"/>
+            </w:pPr>
+            <w:r/>
+            <w:r>
+              <w:rPr>
+                <w:b w:val="0"/>
+                <w:i w:val="0"/>
+                <w:sz w:val="15"/>
+              </w:rPr>
+              <w:t>NEW_V8_FS_00_ACCESS_UNAVAILABLE</w:t>
+            </w:r>
+          </w:p>
+        </w:tc>
+        <w:tc>
+          <w:tcPr>
+            <w:tcW w:type="dxa" w:w="1584"/>
+          </w:tcPr>
+          <w:p>
+            <w:pPr>
+              <w:spacing w:before="60" w:after="60" w:line="264" w:lineRule="auto"/>
+            </w:pPr>
+            <w:r/>
+            <w:r>
+              <w:rPr>
+                <w:b w:val="0"/>
+                <w:i w:val="0"/>
+                <w:sz w:val="15"/>
+              </w:rPr>
+              <w:t>NEW. Active.</w:t>
+            </w:r>
+          </w:p>
+        </w:tc>
+        <w:tc>
+          <w:tcPr>
+            <w:tcW w:type="dxa" w:w="4032"/>
+          </w:tcPr>
+          <w:p>
+            <w:pPr>
+              <w:spacing w:before="60" w:after="60" w:line="264" w:lineRule="auto"/>
+            </w:pPr>
+            <w:r/>
+            <w:r>
+              <w:rPr>
+                <w:b w:val="0"/>
+                <w:i w:val="0"/>
+                <w:sz w:val="15"/>
+              </w:rPr>
+              <w:t>NEW_V8_FS_00_ACCESS_UNAVAILABLE</w:t>
+            </w:r>
+          </w:p>
+        </w:tc>
+      </w:tr>
+      <w:tr>
+        <w:tc>
+          <w:tcPr>
+            <w:tcW w:type="dxa" w:w="720"/>
+          </w:tcPr>
+          <w:p>
+            <w:pPr>
+              <w:spacing w:before="60" w:after="60" w:line="264" w:lineRule="auto"/>
+            </w:pPr>
+            <w:r/>
+            <w:r>
+              <w:rPr>
+                <w:b w:val="0"/>
+                <w:i w:val="0"/>
+                <w:sz w:val="15"/>
+              </w:rPr>
+              <w:t>V9</w:t>
+            </w:r>
+          </w:p>
+        </w:tc>
+        <w:tc>
+          <w:tcPr>
+            <w:tcW w:type="dxa" w:w="3312"/>
+          </w:tcPr>
+          <w:p>
+            <w:pPr>
+              <w:spacing w:before="60" w:after="60" w:line="264" w:lineRule="auto"/>
+            </w:pPr>
+            <w:r/>
+            <w:r>
+              <w:rPr>
+                <w:b w:val="0"/>
+                <w:i w:val="0"/>
+                <w:sz w:val="15"/>
+              </w:rPr>
+              <w:t>NEW_V9_FS_00_MAY_TRAVEL</w:t>
+            </w:r>
+          </w:p>
+        </w:tc>
+        <w:tc>
+          <w:tcPr>
+            <w:tcW w:type="dxa" w:w="1584"/>
+          </w:tcPr>
+          <w:p>
+            <w:pPr>
+              <w:spacing w:before="60" w:after="60" w:line="264" w:lineRule="auto"/>
+            </w:pPr>
+            <w:r/>
+            <w:r>
+              <w:rPr>
+                <w:b w:val="0"/>
+                <w:i w:val="0"/>
+                <w:sz w:val="15"/>
+              </w:rPr>
+              <w:t>NEW. Active.</w:t>
+            </w:r>
+          </w:p>
+        </w:tc>
+        <w:tc>
+          <w:tcPr>
+            <w:tcW w:type="dxa" w:w="4032"/>
+          </w:tcPr>
+          <w:p>
+            <w:pPr>
+              <w:spacing w:before="60" w:after="60" w:line="264" w:lineRule="auto"/>
+            </w:pPr>
+            <w:r/>
+            <w:r>
+              <w:rPr>
+                <w:b w:val="0"/>
+                <w:i w:val="0"/>
+                <w:sz w:val="15"/>
+              </w:rPr>
+              <w:t>NEW_V9_FS_00_MAY_TRAVEL</w:t>
+            </w:r>
+          </w:p>
+        </w:tc>
+      </w:tr>
+      <w:tr>
+        <w:tc>
+          <w:tcPr>
+            <w:tcW w:type="dxa" w:w="720"/>
+          </w:tcPr>
+          <w:p>
+            <w:pPr>
+              <w:spacing w:before="60" w:after="60" w:line="264" w:lineRule="auto"/>
+            </w:pPr>
+            <w:r/>
+            <w:r>
+              <w:rPr>
+                <w:b w:val="0"/>
+                <w:i w:val="0"/>
+                <w:sz w:val="15"/>
+              </w:rPr>
+              <w:t>V10</w:t>
+            </w:r>
+          </w:p>
+        </w:tc>
+        <w:tc>
+          <w:tcPr>
+            <w:tcW w:type="dxa" w:w="3312"/>
+          </w:tcPr>
+          <w:p>
+            <w:pPr>
+              <w:spacing w:before="60" w:after="60" w:line="264" w:lineRule="auto"/>
+            </w:pPr>
+            <w:r/>
+            <w:r>
+              <w:rPr>
+                <w:b w:val="0"/>
+                <w:i w:val="0"/>
+                <w:sz w:val="15"/>
+              </w:rPr>
+              <w:t>NEW_V10_FS_00_THE_PRESSURE</w:t>
+            </w:r>
+          </w:p>
+        </w:tc>
+        <w:tc>
+          <w:tcPr>
+            <w:tcW w:type="dxa" w:w="1584"/>
+          </w:tcPr>
+          <w:p>
+            <w:pPr>
+              <w:spacing w:before="60" w:after="60" w:line="264" w:lineRule="auto"/>
+            </w:pPr>
+            <w:r/>
+            <w:r>
+              <w:rPr>
+                <w:b w:val="0"/>
+                <w:i w:val="0"/>
+                <w:sz w:val="15"/>
+              </w:rPr>
+              <w:t>NEW. Active.</w:t>
+            </w:r>
+          </w:p>
+        </w:tc>
+        <w:tc>
+          <w:tcPr>
+            <w:tcW w:type="dxa" w:w="4032"/>
+          </w:tcPr>
+          <w:p>
+            <w:pPr>
+              <w:spacing w:before="60" w:after="60" w:line="264" w:lineRule="auto"/>
+            </w:pPr>
+            <w:r/>
+            <w:r>
+              <w:rPr>
+                <w:b w:val="0"/>
+                <w:i w:val="0"/>
+                <w:sz w:val="15"/>
+              </w:rPr>
+              <w:t>NEW_V10_FS_00_THE_PRESSURE</w:t>
+            </w:r>
+          </w:p>
+        </w:tc>
+      </w:tr>
+      <w:tr>
+        <w:tc>
+          <w:tcPr>
+            <w:tcW w:type="dxa" w:w="720"/>
+          </w:tcPr>
+          <w:p>
+            <w:pPr>
+              <w:spacing w:before="60" w:after="60" w:line="264" w:lineRule="auto"/>
+            </w:pPr>
+            <w:r/>
+            <w:r>
+              <w:rPr>
+                <w:b w:val="0"/>
+                <w:i w:val="0"/>
+                <w:sz w:val="15"/>
+              </w:rPr>
+              <w:t>V10</w:t>
+            </w:r>
+          </w:p>
+        </w:tc>
+        <w:tc>
+          <w:tcPr>
+            <w:tcW w:type="dxa" w:w="3312"/>
+          </w:tcPr>
+          <w:p>
+            <w:pPr>
+              <w:spacing w:before="60" w:after="60" w:line="264" w:lineRule="auto"/>
+            </w:pPr>
+            <w:r/>
+            <w:r>
+              <w:rPr>
+                <w:b w:val="0"/>
+                <w:i w:val="0"/>
+                <w:sz w:val="15"/>
+              </w:rPr>
+              <w:t>NEW_V10_FS_00B_TWO_DEFAULTS</w:t>
+            </w:r>
+          </w:p>
+        </w:tc>
+        <w:tc>
+          <w:tcPr>
+            <w:tcW w:type="dxa" w:w="1584"/>
+          </w:tcPr>
+          <w:p>
+            <w:pPr>
+              <w:spacing w:before="60" w:after="60" w:line="264" w:lineRule="auto"/>
+            </w:pPr>
+            <w:r/>
+            <w:r>
+              <w:rPr>
+                <w:b w:val="0"/>
+                <w:i w:val="0"/>
+                <w:sz w:val="15"/>
+              </w:rPr>
+              <w:t>NEW. Active.</w:t>
+            </w:r>
+          </w:p>
+        </w:tc>
+        <w:tc>
+          <w:tcPr>
+            <w:tcW w:type="dxa" w:w="4032"/>
+          </w:tcPr>
+          <w:p>
+            <w:pPr>
+              <w:spacing w:before="60" w:after="60" w:line="264" w:lineRule="auto"/>
+            </w:pPr>
+            <w:r/>
+            <w:r>
+              <w:rPr>
+                <w:b w:val="0"/>
+                <w:i w:val="0"/>
+                <w:sz w:val="15"/>
+              </w:rPr>
+              <w:t>NEW_V10_FS_00B_FIX_TOO_SOON, NEW_V10_FS_00C_STAY_TOO_QUIET</w:t>
+            </w:r>
+          </w:p>
+        </w:tc>
+      </w:tr>
+      <w:tr>
+        <w:tc>
+          <w:tcPr>
+            <w:tcW w:type="dxa" w:w="720"/>
+          </w:tcPr>
+          <w:p>
+            <w:pPr>
+              <w:spacing w:before="60" w:after="60" w:line="264" w:lineRule="auto"/>
+            </w:pPr>
+            <w:r/>
+            <w:r>
+              <w:rPr>
+                <w:b w:val="0"/>
+                <w:i w:val="0"/>
+                <w:sz w:val="15"/>
+              </w:rPr>
+              <w:t>V11</w:t>
+            </w:r>
+          </w:p>
+        </w:tc>
+        <w:tc>
+          <w:tcPr>
+            <w:tcW w:type="dxa" w:w="3312"/>
+          </w:tcPr>
+          <w:p>
+            <w:pPr>
+              <w:spacing w:before="60" w:after="60" w:line="264" w:lineRule="auto"/>
+            </w:pPr>
+            <w:r/>
+            <w:r>
+              <w:rPr>
+                <w:b w:val="0"/>
+                <w:i w:val="0"/>
+                <w:sz w:val="15"/>
+              </w:rPr>
+              <w:t>NEW_V11_FS_00_ACCEPTED_AND_DOING</w:t>
+            </w:r>
+          </w:p>
+        </w:tc>
+        <w:tc>
+          <w:tcPr>
+            <w:tcW w:type="dxa" w:w="1584"/>
+          </w:tcPr>
+          <w:p>
+            <w:pPr>
+              <w:spacing w:before="60" w:after="60" w:line="264" w:lineRule="auto"/>
+            </w:pPr>
+            <w:r/>
+            <w:r>
+              <w:rPr>
+                <w:b w:val="0"/>
+                <w:i w:val="0"/>
+                <w:sz w:val="15"/>
+              </w:rPr>
+              <w:t>NEW. Active.</w:t>
+            </w:r>
+          </w:p>
+        </w:tc>
+        <w:tc>
+          <w:tcPr>
+            <w:tcW w:type="dxa" w:w="4032"/>
+          </w:tcPr>
+          <w:p>
+            <w:pPr>
+              <w:spacing w:before="60" w:after="60" w:line="264" w:lineRule="auto"/>
+            </w:pPr>
+            <w:r/>
+            <w:r>
+              <w:rPr>
+                <w:b w:val="0"/>
+                <w:i w:val="0"/>
+                <w:sz w:val="15"/>
+              </w:rPr>
+              <w:t>NEW_V11_FS_00_ACCEPTED_AND_DOING</w:t>
+            </w:r>
+          </w:p>
+        </w:tc>
+      </w:tr>
+      <w:tr>
+        <w:tc>
+          <w:tcPr>
+            <w:tcW w:type="dxa" w:w="720"/>
+          </w:tcPr>
+          <w:p>
+            <w:pPr>
+              <w:spacing w:before="60" w:after="60" w:line="264" w:lineRule="auto"/>
+            </w:pPr>
+            <w:r/>
+            <w:r>
+              <w:rPr>
+                <w:b w:val="0"/>
+                <w:i w:val="0"/>
+                <w:sz w:val="15"/>
+              </w:rPr>
+              <w:t>V8</w:t>
+            </w:r>
+          </w:p>
+        </w:tc>
+        <w:tc>
+          <w:tcPr>
+            <w:tcW w:type="dxa" w:w="3312"/>
+          </w:tcPr>
+          <w:p>
+            <w:pPr>
+              <w:spacing w:before="60" w:after="60" w:line="264" w:lineRule="auto"/>
+            </w:pPr>
+            <w:r/>
+            <w:r>
+              <w:rPr>
+                <w:b w:val="0"/>
+                <w:i w:val="0"/>
+                <w:sz w:val="15"/>
+              </w:rPr>
+              <w:t>NEW_V8_FS_11_A_FACTUAL_RECORD</w:t>
+            </w:r>
+          </w:p>
+        </w:tc>
+        <w:tc>
+          <w:tcPr>
+            <w:tcW w:type="dxa" w:w="1584"/>
+          </w:tcPr>
+          <w:p>
+            <w:pPr>
+              <w:spacing w:before="60" w:after="60" w:line="264" w:lineRule="auto"/>
+            </w:pPr>
+            <w:r/>
+            <w:r>
+              <w:rPr>
+                <w:b w:val="0"/>
+                <w:i w:val="0"/>
+                <w:sz w:val="15"/>
+              </w:rPr>
+              <w:t>RETIRED. Inactive.</w:t>
+            </w:r>
+          </w:p>
+        </w:tc>
+        <w:tc>
+          <w:tcPr>
+            <w:tcW w:type="dxa" w:w="4032"/>
+          </w:tcPr>
+          <w:p>
+            <w:pPr>
+              <w:spacing w:before="60" w:after="60" w:line="264" w:lineRule="auto"/>
+            </w:pPr>
+            <w:r/>
+            <w:r>
+              <w:rPr>
+                <w:b w:val="0"/>
+                <w:i w:val="0"/>
+                <w:sz w:val="15"/>
+              </w:rPr>
+              <w:t>withdrawn, not rendered</w:t>
+            </w:r>
+          </w:p>
+        </w:tc>
+      </w:tr>
+    </w:tbl>
+    <w:p>
+      <w:pPr>
+        <w:spacing w:after="120"/>
+      </w:pPr>
+    </w:p>
+    <w:p>
+      <w:pPr>
+        <w:spacing w:before="320" w:after="120"/>
+        <w:keepNext w:val="1"/>
+        <w:keepLines w:val="1"/>
+      </w:pPr>
+      <w:r>
+        <w:rPr>
+          <w:b/>
+          <w:i w:val="0"/>
+          <w:color w:val="112345"/>
+          <w:sz w:val="26"/>
+        </w:rPr>
+        <w:t>RE-CUED THIS PASS, WITH THE WHOLE LOCATOR MOVED</w:t>
+      </w:r>
+    </w:p>
+    <w:tbl>
+      <w:tblPr>
+        <w:tblW w:type="auto" w:w="0"/>
+        <w:jc w:val="left"/>
+        <w:tblBorders>
+          <w:top w:val="single" w:sz="4" w:space="0" w:color="C9BFA8"/>
+          <w:left w:val="single" w:sz="4" w:space="0" w:color="C9BFA8"/>
+          <w:bottom w:val="single" w:sz="4" w:space="0" w:color="C9BFA8"/>
+          <w:right w:val="single" w:sz="4" w:space="0" w:color="C9BFA8"/>
+          <w:insideH w:val="single" w:sz="4" w:space="0" w:color="C9BFA8"/>
+          <w:insideV w:val="single" w:sz="4" w:space="0" w:color="C9BFA8"/>
+        </w:tblBorders>
+        <w:tblLayout w:type="fixed"/>
+        <w:tblLook w:firstColumn="1" w:firstRow="1" w:lastColumn="0" w:lastRow="0" w:noHBand="0" w:noVBand="1" w:val="04A0"/>
+      </w:tblPr>
+      <w:tblGrid>
+        <w:gridCol w:w="2412"/>
+        <w:gridCol w:w="2412"/>
+        <w:gridCol w:w="2412"/>
+        <w:gridCol w:w="2412"/>
+      </w:tblGrid>
+      <w:tr>
+        <w:trPr>
+          <w:tblHeader w:val="true"/>
+        </w:trPr>
+        <w:tc>
+          <w:tcPr>
+            <w:tcW w:type="dxa" w:w="720"/>
+            <w:shd w:val="clear" w:color="auto" w:fill="F3EFE6"/>
+          </w:tcPr>
+          <w:p>
+            <w:pPr>
+              <w:spacing w:before="60" w:after="60" w:line="264" w:lineRule="auto"/>
+            </w:pPr>
+            <w:r/>
+            <w:r>
+              <w:rPr>
+                <w:b/>
+                <w:i w:val="0"/>
+                <w:color w:val="112345"/>
+                <w:sz w:val="17"/>
+              </w:rPr>
+              <w:t>VIDEO</w:t>
+            </w:r>
+          </w:p>
+        </w:tc>
+        <w:tc>
+          <w:tcPr>
+            <w:tcW w:type="dxa" w:w="2880"/>
+            <w:shd w:val="clear" w:color="auto" w:fill="F3EFE6"/>
+          </w:tcPr>
+          <w:p>
+            <w:pPr>
+              <w:spacing w:before="60" w:after="60" w:line="264" w:lineRule="auto"/>
+            </w:pPr>
+            <w:r/>
+            <w:r>
+              <w:rPr>
+                <w:b/>
+                <w:i w:val="0"/>
+                <w:color w:val="112345"/>
+                <w:sz w:val="17"/>
+              </w:rPr>
+              <w:t>FAMILY</w:t>
+            </w:r>
+          </w:p>
+        </w:tc>
+        <w:tc>
+          <w:tcPr>
+            <w:tcW w:type="dxa" w:w="1728"/>
+            <w:shd w:val="clear" w:color="auto" w:fill="F3EFE6"/>
+          </w:tcPr>
+          <w:p>
+            <w:pPr>
+              <w:spacing w:before="60" w:after="60" w:line="264" w:lineRule="auto"/>
+            </w:pPr>
+            <w:r/>
+            <w:r>
+              <w:rPr>
+                <w:b/>
+                <w:i w:val="0"/>
+                <w:color w:val="112345"/>
+                <w:sz w:val="17"/>
+              </w:rPr>
+              <w:t>NOW CUED AT</w:t>
+            </w:r>
+          </w:p>
+        </w:tc>
+        <w:tc>
+          <w:tcPr>
+            <w:tcW w:type="dxa" w:w="4320"/>
+            <w:shd w:val="clear" w:color="auto" w:fill="F3EFE6"/>
+          </w:tcPr>
+          <w:p>
+            <w:pPr>
+              <w:spacing w:before="60" w:after="60" w:line="264" w:lineRule="auto"/>
+            </w:pPr>
+            <w:r/>
+            <w:r>
+              <w:rPr>
+                <w:b/>
+                <w:i w:val="0"/>
+                <w:color w:val="112345"/>
+                <w:sz w:val="17"/>
+              </w:rPr>
+              <w:t>WHY IT MOVED</w:t>
+            </w:r>
+          </w:p>
+        </w:tc>
+      </w:tr>
+      <w:tr>
+        <w:tc>
+          <w:tcPr>
+            <w:tcW w:type="dxa" w:w="720"/>
+          </w:tcPr>
+          <w:p>
+            <w:pPr>
+              <w:spacing w:before="60" w:after="60" w:line="264" w:lineRule="auto"/>
+            </w:pPr>
+            <w:r/>
+            <w:r>
+              <w:rPr>
+                <w:b w:val="0"/>
+                <w:i w:val="0"/>
+                <w:sz w:val="14"/>
+              </w:rPr>
+              <w:t>V4</w:t>
+            </w:r>
+          </w:p>
+        </w:tc>
+        <w:tc>
+          <w:tcPr>
+            <w:tcW w:type="dxa" w:w="2880"/>
+          </w:tcPr>
+          <w:p>
+            <w:pPr>
+              <w:spacing w:before="60" w:after="60" w:line="264" w:lineRule="auto"/>
+            </w:pPr>
+            <w:r/>
+            <w:r>
+              <w:rPr>
+                <w:b w:val="0"/>
+                <w:i w:val="0"/>
+                <w:sz w:val="14"/>
+              </w:rPr>
+              <w:t>NEW_V4_FS_03_WHAT_THE_WORK_TAUGHT</w:t>
+            </w:r>
+          </w:p>
+        </w:tc>
+        <w:tc>
+          <w:tcPr>
+            <w:tcW w:type="dxa" w:w="1728"/>
+          </w:tcPr>
+          <w:p>
+            <w:pPr>
+              <w:spacing w:before="60" w:after="60" w:line="264" w:lineRule="auto"/>
+            </w:pPr>
+            <w:r/>
+            <w:r>
+              <w:rPr>
+                <w:b w:val="0"/>
+                <w:i w:val="0"/>
+                <w:sz w:val="14"/>
+              </w:rPr>
+              <w:t>section 1, paragraph 2</w:t>
+            </w:r>
+          </w:p>
+        </w:tc>
+        <w:tc>
+          <w:tcPr>
+            <w:tcW w:type="dxa" w:w="4320"/>
+          </w:tcPr>
+          <w:p>
+            <w:pPr>
+              <w:spacing w:before="60" w:after="60" w:line="264" w:lineRule="auto"/>
+            </w:pPr>
+            <w:r/>
+            <w:r>
+              <w:rPr>
+                <w:b w:val="0"/>
+                <w:i w:val="0"/>
+                <w:sz w:val="14"/>
+              </w:rPr>
+              <w:t>The brief's second opening beat asks for this exact cutaway on the hook, and the card's own rows are the hook's repetition, mistakes and patterns. Cueing it in THREE THINGS TO WATCH both stranded the early beat and put it on the same paragraph as FS_05.</w:t>
+            </w:r>
+          </w:p>
+        </w:tc>
+      </w:tr>
+      <w:tr>
+        <w:tc>
+          <w:tcPr>
+            <w:tcW w:type="dxa" w:w="720"/>
+          </w:tcPr>
+          <w:p>
+            <w:pPr>
+              <w:spacing w:before="60" w:after="60" w:line="264" w:lineRule="auto"/>
+            </w:pPr>
+            <w:r/>
+            <w:r>
+              <w:rPr>
+                <w:b w:val="0"/>
+                <w:i w:val="0"/>
+                <w:sz w:val="14"/>
+              </w:rPr>
+              <w:t>V6</w:t>
+            </w:r>
+          </w:p>
+        </w:tc>
+        <w:tc>
+          <w:tcPr>
+            <w:tcW w:type="dxa" w:w="2880"/>
+          </w:tcPr>
+          <w:p>
+            <w:pPr>
+              <w:spacing w:before="60" w:after="60" w:line="264" w:lineRule="auto"/>
+            </w:pPr>
+            <w:r/>
+            <w:r>
+              <w:rPr>
+                <w:b w:val="0"/>
+                <w:i w:val="0"/>
+                <w:sz w:val="14"/>
+              </w:rPr>
+              <w:t>NEW_V6_FS_08_READ_THE_VERBS</w:t>
+            </w:r>
+          </w:p>
+        </w:tc>
+        <w:tc>
+          <w:tcPr>
+            <w:tcW w:type="dxa" w:w="1728"/>
+          </w:tcPr>
+          <w:p>
+            <w:pPr>
+              <w:spacing w:before="60" w:after="60" w:line="264" w:lineRule="auto"/>
+            </w:pPr>
+            <w:r/>
+            <w:r>
+              <w:rPr>
+                <w:b w:val="0"/>
+                <w:i w:val="0"/>
+                <w:sz w:val="14"/>
+              </w:rPr>
+              <w:t>section 5, paragraph 1</w:t>
+            </w:r>
+          </w:p>
+        </w:tc>
+        <w:tc>
+          <w:tcPr>
+            <w:tcW w:type="dxa" w:w="4320"/>
+          </w:tcPr>
+          <w:p>
+            <w:pPr>
+              <w:spacing w:before="60" w:after="60" w:line="264" w:lineRule="auto"/>
+            </w:pPr>
+            <w:r/>
+            <w:r>
+              <w:rPr>
+                <w:b w:val="0"/>
+                <w:i w:val="0"/>
+                <w:sz w:val="14"/>
+              </w:rPr>
+              <w:t>The card says READ THE VERBS and the script says 'Next, look at the verbs' in 2 | AUTHORITY. It was cued three sections later, where it competed with two other families for one paragraph.</w:t>
+            </w:r>
+          </w:p>
+        </w:tc>
+      </w:tr>
+      <w:tr>
+        <w:tc>
+          <w:tcPr>
+            <w:tcW w:type="dxa" w:w="720"/>
+          </w:tcPr>
+          <w:p>
+            <w:pPr>
+              <w:spacing w:before="60" w:after="60" w:line="264" w:lineRule="auto"/>
+            </w:pPr>
+            <w:r/>
+            <w:r>
+              <w:rPr>
+                <w:b w:val="0"/>
+                <w:i w:val="0"/>
+                <w:sz w:val="14"/>
+              </w:rPr>
+              <w:t>V6</w:t>
+            </w:r>
+          </w:p>
+        </w:tc>
+        <w:tc>
+          <w:tcPr>
+            <w:tcW w:type="dxa" w:w="2880"/>
+          </w:tcPr>
+          <w:p>
+            <w:pPr>
+              <w:spacing w:before="60" w:after="60" w:line="264" w:lineRule="auto"/>
+            </w:pPr>
+            <w:r/>
+            <w:r>
+              <w:rPr>
+                <w:b w:val="0"/>
+                <w:i w:val="0"/>
+                <w:sz w:val="14"/>
+              </w:rPr>
+              <w:t>NEW_V6_FS_19_FOUR_THINGS</w:t>
+            </w:r>
+          </w:p>
+        </w:tc>
+        <w:tc>
+          <w:tcPr>
+            <w:tcW w:type="dxa" w:w="1728"/>
+          </w:tcPr>
+          <w:p>
+            <w:pPr>
+              <w:spacing w:before="60" w:after="60" w:line="264" w:lineRule="auto"/>
+            </w:pPr>
+            <w:r/>
+            <w:r>
+              <w:rPr>
+                <w:b w:val="0"/>
+                <w:i w:val="0"/>
+                <w:sz w:val="14"/>
+              </w:rPr>
+              <w:t>section 12, paragraph 1</w:t>
+            </w:r>
+          </w:p>
+        </w:tc>
+        <w:tc>
+          <w:tcPr>
+            <w:tcW w:type="dxa" w:w="4320"/>
+          </w:tcPr>
+          <w:p>
+            <w:pPr>
+              <w:spacing w:before="60" w:after="60" w:line="264" w:lineRule="auto"/>
+            </w:pPr>
+            <w:r/>
+            <w:r>
+              <w:rPr>
+                <w:b w:val="0"/>
+                <w:i w:val="0"/>
+                <w:sz w:val="14"/>
+              </w:rPr>
+              <w:t>A WHAT YOU GET summary belongs with TAKEAWAY VALUE, which names the four things and what ten minutes buys. It was cued on the same paragraph as FS_04, where the three questions are the teaching.</w:t>
+            </w:r>
+          </w:p>
+        </w:tc>
+      </w:tr>
+      <w:tr>
+        <w:tc>
+          <w:tcPr>
+            <w:tcW w:type="dxa" w:w="720"/>
+          </w:tcPr>
+          <w:p>
+            <w:pPr>
+              <w:spacing w:before="60" w:after="60" w:line="264" w:lineRule="auto"/>
+            </w:pPr>
+            <w:r/>
+            <w:r>
+              <w:rPr>
+                <w:b w:val="0"/>
+                <w:i w:val="0"/>
+                <w:sz w:val="14"/>
+              </w:rPr>
+              <w:t>V8</w:t>
+            </w:r>
+          </w:p>
+        </w:tc>
+        <w:tc>
+          <w:tcPr>
+            <w:tcW w:type="dxa" w:w="2880"/>
+          </w:tcPr>
+          <w:p>
+            <w:pPr>
+              <w:spacing w:before="60" w:after="60" w:line="264" w:lineRule="auto"/>
+            </w:pPr>
+            <w:r/>
+            <w:r>
+              <w:rPr>
+                <w:b w:val="0"/>
+                <w:i w:val="0"/>
+                <w:sz w:val="14"/>
+              </w:rPr>
+              <w:t>NEW_V8_FS_07_TEN_MINUTE_HABIT</w:t>
+            </w:r>
+          </w:p>
+        </w:tc>
+        <w:tc>
+          <w:tcPr>
+            <w:tcW w:type="dxa" w:w="1728"/>
+          </w:tcPr>
+          <w:p>
+            <w:pPr>
+              <w:spacing w:before="60" w:after="60" w:line="264" w:lineRule="auto"/>
+            </w:pPr>
+            <w:r/>
+            <w:r>
+              <w:rPr>
+                <w:b w:val="0"/>
+                <w:i w:val="0"/>
+                <w:sz w:val="14"/>
+              </w:rPr>
+              <w:t>section 8, paragraph 1</w:t>
+            </w:r>
+          </w:p>
+        </w:tc>
+        <w:tc>
+          <w:tcPr>
+            <w:tcW w:type="dxa" w:w="4320"/>
+          </w:tcPr>
+          <w:p>
+            <w:pPr>
+              <w:spacing w:before="60" w:after="60" w:line="264" w:lineRule="auto"/>
+            </w:pPr>
+            <w:r/>
+            <w:r>
+              <w:rPr>
+                <w:b w:val="0"/>
+                <w:i w:val="0"/>
+                <w:sz w:val="14"/>
+              </w:rPr>
+              <w:t>The whole card is the section 8 habit. Cued in the hook it revealed the answer before the video taught it and left THE 10-MINUTE HABIT, the video's central activity, with no card at all.</w:t>
+            </w:r>
+          </w:p>
+        </w:tc>
+      </w:tr>
+      <w:tr>
+        <w:tc>
+          <w:tcPr>
+            <w:tcW w:type="dxa" w:w="720"/>
+          </w:tcPr>
+          <w:p>
+            <w:pPr>
+              <w:spacing w:before="60" w:after="60" w:line="264" w:lineRule="auto"/>
+            </w:pPr>
+            <w:r/>
+            <w:r>
+              <w:rPr>
+                <w:b w:val="0"/>
+                <w:i w:val="0"/>
+                <w:sz w:val="14"/>
+              </w:rPr>
+              <w:t>V8</w:t>
+            </w:r>
+          </w:p>
+        </w:tc>
+        <w:tc>
+          <w:tcPr>
+            <w:tcW w:type="dxa" w:w="2880"/>
+          </w:tcPr>
+          <w:p>
+            <w:pPr>
+              <w:spacing w:before="60" w:after="60" w:line="264" w:lineRule="auto"/>
+            </w:pPr>
+            <w:r/>
+            <w:r>
+              <w:rPr>
+                <w:b w:val="0"/>
+                <w:i w:val="0"/>
+                <w:sz w:val="14"/>
+              </w:rPr>
+              <w:t>NEW_V8_FS_08_CAREER_HYGIENE</w:t>
+            </w:r>
+          </w:p>
+        </w:tc>
+        <w:tc>
+          <w:tcPr>
+            <w:tcW w:type="dxa" w:w="1728"/>
+          </w:tcPr>
+          <w:p>
+            <w:pPr>
+              <w:spacing w:before="60" w:after="60" w:line="264" w:lineRule="auto"/>
+            </w:pPr>
+            <w:r/>
+            <w:r>
+              <w:rPr>
+                <w:b w:val="0"/>
+                <w:i w:val="0"/>
+                <w:sz w:val="14"/>
+              </w:rPr>
+              <w:t>section 9, paragraph 2</w:t>
+            </w:r>
+          </w:p>
+        </w:tc>
+        <w:tc>
+          <w:tcPr>
+            <w:tcW w:type="dxa" w:w="4320"/>
+          </w:tcPr>
+          <w:p>
+            <w:pPr>
+              <w:spacing w:before="60" w:after="60" w:line="264" w:lineRule="auto"/>
+            </w:pPr>
+            <w:r/>
+            <w:r>
+              <w:rPr>
+                <w:b w:val="0"/>
+                <w:i w:val="0"/>
+                <w:sz w:val="14"/>
+              </w:rPr>
+              <w:t>Its own retained line traces to WHEN THE EXIT IS SUDDEN. On the Watch Next passage it competed with the end card for the final frame.</w:t>
+            </w:r>
+          </w:p>
+        </w:tc>
+      </w:tr>
+      <w:tr>
+        <w:tc>
+          <w:tcPr>
+            <w:tcW w:type="dxa" w:w="720"/>
+          </w:tcPr>
+          <w:p>
+            <w:pPr>
+              <w:spacing w:before="60" w:after="60" w:line="264" w:lineRule="auto"/>
+            </w:pPr>
+            <w:r/>
+            <w:r>
+              <w:rPr>
+                <w:b w:val="0"/>
+                <w:i w:val="0"/>
+                <w:sz w:val="14"/>
+              </w:rPr>
+              <w:t>V9</w:t>
+            </w:r>
+          </w:p>
+        </w:tc>
+        <w:tc>
+          <w:tcPr>
+            <w:tcW w:type="dxa" w:w="2880"/>
+          </w:tcPr>
+          <w:p>
+            <w:pPr>
+              <w:spacing w:before="60" w:after="60" w:line="264" w:lineRule="auto"/>
+            </w:pPr>
+            <w:r/>
+            <w:r>
+              <w:rPr>
+                <w:b w:val="0"/>
+                <w:i w:val="0"/>
+                <w:sz w:val="14"/>
+              </w:rPr>
+              <w:t>NEW_V9_FS_12_THE_AUDIT_AGAIN</w:t>
+            </w:r>
+          </w:p>
+        </w:tc>
+        <w:tc>
+          <w:tcPr>
+            <w:tcW w:type="dxa" w:w="1728"/>
+          </w:tcPr>
+          <w:p>
+            <w:pPr>
+              <w:spacing w:before="60" w:after="60" w:line="264" w:lineRule="auto"/>
+            </w:pPr>
+            <w:r/>
+            <w:r>
+              <w:rPr>
+                <w:b w:val="0"/>
+                <w:i w:val="0"/>
+                <w:sz w:val="14"/>
+              </w:rPr>
+              <w:t>section 17, paragraph 2</w:t>
+            </w:r>
+          </w:p>
+        </w:tc>
+        <w:tc>
+          <w:tcPr>
+            <w:tcW w:type="dxa" w:w="4320"/>
+          </w:tcPr>
+          <w:p>
+            <w:pPr>
+              <w:spacing w:before="60" w:after="60" w:line="264" w:lineRule="auto"/>
+            </w:pPr>
+            <w:r/>
+            <w:r>
+              <w:rPr>
+                <w:b w:val="0"/>
+                <w:i w:val="0"/>
+                <w:sz w:val="14"/>
+              </w:rPr>
+              <w:t>This is the closing recap. In the hook it played the four questions before FS_03 established them, which is a callback before the thing it calls back to.</w:t>
+            </w:r>
+          </w:p>
+        </w:tc>
+      </w:tr>
+      <w:tr>
+        <w:tc>
+          <w:tcPr>
+            <w:tcW w:type="dxa" w:w="720"/>
+          </w:tcPr>
+          <w:p>
+            <w:pPr>
+              <w:spacing w:before="60" w:after="60" w:line="264" w:lineRule="auto"/>
+            </w:pPr>
+            <w:r/>
+            <w:r>
+              <w:rPr>
+                <w:b w:val="0"/>
+                <w:i w:val="0"/>
+                <w:sz w:val="14"/>
+              </w:rPr>
+              <w:t>V11</w:t>
+            </w:r>
+          </w:p>
+        </w:tc>
+        <w:tc>
+          <w:tcPr>
+            <w:tcW w:type="dxa" w:w="2880"/>
+          </w:tcPr>
+          <w:p>
+            <w:pPr>
+              <w:spacing w:before="60" w:after="60" w:line="264" w:lineRule="auto"/>
+            </w:pPr>
+            <w:r/>
+            <w:r>
+              <w:rPr>
+                <w:b w:val="0"/>
+                <w:i w:val="0"/>
+                <w:sz w:val="14"/>
+              </w:rPr>
+              <w:t>NEW_V11_FS_01_FOUR_QUESTIONS</w:t>
+            </w:r>
+          </w:p>
+        </w:tc>
+        <w:tc>
+          <w:tcPr>
+            <w:tcW w:type="dxa" w:w="1728"/>
+          </w:tcPr>
+          <w:p>
+            <w:pPr>
+              <w:spacing w:before="60" w:after="60" w:line="264" w:lineRule="auto"/>
+            </w:pPr>
+            <w:r/>
+            <w:r>
+              <w:rPr>
+                <w:b w:val="0"/>
+                <w:i w:val="0"/>
+                <w:sz w:val="14"/>
+              </w:rPr>
+              <w:t>section 1, paragraph 3</w:t>
+            </w:r>
+          </w:p>
+        </w:tc>
+        <w:tc>
+          <w:tcPr>
+            <w:tcW w:type="dxa" w:w="4320"/>
+          </w:tcPr>
+          <w:p>
+            <w:pPr>
+              <w:spacing w:before="60" w:after="60" w:line="264" w:lineRule="auto"/>
+            </w:pPr>
+            <w:r/>
+            <w:r>
+              <w:rPr>
+                <w:b w:val="0"/>
+                <w:i w:val="0"/>
+                <w:sz w:val="14"/>
+              </w:rPr>
+              <w:t>The Riverside prompt reveals the framework in the hook, on 'EXPECTED. ACTUAL. COST. CHOICE.' It was cued only in the later recap, which FS_09 already owns.</w:t>
+            </w:r>
+          </w:p>
+        </w:tc>
+      </w:tr>
+    </w:tbl>
+    <w:p>
+      <w:pPr>
+        <w:spacing w:after="120"/>
+      </w:pPr>
+    </w:p>
+    <w:p>
+      <w:pPr>
+        <w:spacing w:before="100" w:after="200"/>
+      </w:pPr>
+      <w:r>
+        <w:rPr>
+          <w:b w:val="0"/>
+          <w:i w:val="0"/>
+          <w:color w:val="5A6B82"/>
+          <w:sz w:val="19"/>
+        </w:rPr>
+        <w:t>Section, paragraph, label and trigger sentence all move together. The earlier pass moved the section and paragraph but kept the old label and the old trigger, which is what produced the stale locators.</w:t>
+      </w:r>
     </w:p>
     <w:p>
       <w:pPr>

--- a/deliverables/V4-V11_SYNC/SHARED/V4-V11_REVISED_ASSET_LEDGER.docx
+++ b/deliverables/V4-V11_SYNC/SHARED/V4-V11_REVISED_ASSET_LEDGER.docx
@@ -68,7 +68,7 @@
         <w:rPr>
           <w:sz w:val="21"/>
         </w:rPr>
-        <w:t>Thursday, September 17, 2026 | 8:55 AM CT</w:t>
+        <w:t>Thursday, September 17, 2026 | 12:57 PM CT</w:t>
       </w:r>
     </w:p>
     <w:p>
@@ -7854,7 +7854,7 @@
                 <w:i w:val="0"/>
                 <w:sz w:val="14"/>
               </w:rPr>
-              <w:t>RE-ANCHORED</w:t>
+              <w:t>RETIRED</w:t>
             </w:r>
           </w:p>
         </w:tc>
@@ -7873,7 +7873,7 @@
                 <w:i w:val="0"/>
                 <w:sz w:val="14"/>
               </w:rPr>
-              <w:t>COPY UPDATE</w:t>
+              <w:t>INACTIVE</w:t>
             </w:r>
           </w:p>
         </w:tc>
@@ -7892,7 +7892,7 @@
                 <w:i w:val="0"/>
                 <w:sz w:val="14"/>
               </w:rPr>
-              <w:t>1 line no longer traces to the script, and the cue moved; design kept, copy and placement updated</w:t>
+              <w:t>After the authorized copy update this card reads NOT the company's property / THIS a lawful record of your own work, which is what FS_04 already says on the same paragraph. Playing both is playing a state to retain it. The design and the update are preserved in the ledger; only the cue is withdrawn. Not cued, not rendered. The audit verdict below it describes the card as it stood before retirement and is kept only as a record: 1 line no longer traces to the script, and the cue moved; design kept, copy and placement updated</w:t>
             </w:r>
           </w:p>
         </w:tc>

--- a/deliverables/V4-V11_SYNC/SHARED/V4-V11_REVISED_ASSET_LEDGER.docx
+++ b/deliverables/V4-V11_SYNC/SHARED/V4-V11_REVISED_ASSET_LEDGER.docx
@@ -68,7 +68,7 @@
         <w:rPr>
           <w:sz w:val="21"/>
         </w:rPr>
-        <w:t>Thursday, September 17, 2026 | 12:57 PM CT</w:t>
+        <w:t>Saturday, September 19, 2026 | 6:36 AM CT</w:t>
       </w:r>
     </w:p>
     <w:p>
@@ -106,7 +106,7 @@
         <w:rPr>
           <w:sz w:val="21"/>
         </w:rPr>
-        <w:t>6</w:t>
+        <w:t>10</w:t>
       </w:r>
     </w:p>
     <w:p>
@@ -125,7 +125,7 @@
         <w:rPr>
           <w:sz w:val="21"/>
         </w:rPr>
-        <w:t>116</w:t>
+        <w:t>120</w:t>
       </w:r>
     </w:p>
     <w:p>
@@ -163,7 +163,7 @@
         <w:rPr>
           <w:sz w:val="21"/>
         </w:rPr>
-        <w:t>115</w:t>
+        <w:t>119</w:t>
       </w:r>
     </w:p>
     <w:p>
@@ -182,7 +182,7 @@
         <w:rPr>
           <w:sz w:val="21"/>
         </w:rPr>
-        <w:t>185</w:t>
+        <w:t>189</w:t>
       </w:r>
     </w:p>
     <w:p>
@@ -789,7 +789,7 @@
                 <w:i w:val="0"/>
                 <w:sz w:val="15"/>
               </w:rPr>
-              <w:t>V7</w:t>
+              <w:t>V5</w:t>
             </w:r>
           </w:p>
         </w:tc>
@@ -808,7 +808,7 @@
                 <w:i w:val="0"/>
                 <w:sz w:val="15"/>
               </w:rPr>
-              <w:t>NEW_V7_FS_00_TWO_CAPABLE_PEOPLE</w:t>
+              <w:t>NEW_V5_FS_11_THE_REQUEST</w:t>
             </w:r>
           </w:p>
         </w:tc>
@@ -846,7 +846,7 @@
                 <w:i w:val="0"/>
                 <w:sz w:val="15"/>
               </w:rPr>
-              <w:t>NEW_V7_FS_00_TWO_CAPABLE_PEOPLE, NEW_V7_FS_00B_ONE_NAME_COMES_UP</w:t>
+              <w:t>NEW_V5_FS_11_THE_REQUEST</w:t>
             </w:r>
           </w:p>
         </w:tc>
@@ -867,7 +867,7 @@
                 <w:i w:val="0"/>
                 <w:sz w:val="15"/>
               </w:rPr>
-              <w:t>V8</w:t>
+              <w:t>V7</w:t>
             </w:r>
           </w:p>
         </w:tc>
@@ -886,7 +886,7 @@
                 <w:i w:val="0"/>
                 <w:sz w:val="15"/>
               </w:rPr>
-              <w:t>NEW_V8_FS_00_ACCESS_UNAVAILABLE</w:t>
+              <w:t>NEW_V7_FS_00_TWO_CAPABLE_PEOPLE</w:t>
             </w:r>
           </w:p>
         </w:tc>
@@ -924,7 +924,7 @@
                 <w:i w:val="0"/>
                 <w:sz w:val="15"/>
               </w:rPr>
-              <w:t>NEW_V8_FS_00_ACCESS_UNAVAILABLE</w:t>
+              <w:t>NEW_V7_FS_00_TWO_CAPABLE_PEOPLE, NEW_V7_FS_00B_ONE_NAME_COMES_UP</w:t>
             </w:r>
           </w:p>
         </w:tc>
@@ -945,7 +945,7 @@
                 <w:i w:val="0"/>
                 <w:sz w:val="15"/>
               </w:rPr>
-              <w:t>V9</w:t>
+              <w:t>V7</w:t>
             </w:r>
           </w:p>
         </w:tc>
@@ -964,7 +964,7 @@
                 <w:i w:val="0"/>
                 <w:sz w:val="15"/>
               </w:rPr>
-              <w:t>NEW_V9_FS_00_MAY_TRAVEL</w:t>
+              <w:t>NEW_V7_FS_14_A_CLEARER_TARGET</w:t>
             </w:r>
           </w:p>
         </w:tc>
@@ -1002,7 +1002,7 @@
                 <w:i w:val="0"/>
                 <w:sz w:val="15"/>
               </w:rPr>
-              <w:t>NEW_V9_FS_00_MAY_TRAVEL</w:t>
+              <w:t>NEW_V7_FS_14_A_CLEARER_TARGET</w:t>
             </w:r>
           </w:p>
         </w:tc>
@@ -1023,7 +1023,7 @@
                 <w:i w:val="0"/>
                 <w:sz w:val="15"/>
               </w:rPr>
-              <w:t>V10</w:t>
+              <w:t>V8</w:t>
             </w:r>
           </w:p>
         </w:tc>
@@ -1042,7 +1042,7 @@
                 <w:i w:val="0"/>
                 <w:sz w:val="15"/>
               </w:rPr>
-              <w:t>NEW_V10_FS_00_THE_PRESSURE</w:t>
+              <w:t>NEW_V8_FS_00_ACCESS_UNAVAILABLE</w:t>
             </w:r>
           </w:p>
         </w:tc>
@@ -1080,7 +1080,7 @@
                 <w:i w:val="0"/>
                 <w:sz w:val="15"/>
               </w:rPr>
-              <w:t>NEW_V10_FS_00_THE_PRESSURE</w:t>
+              <w:t>NEW_V8_FS_00_ACCESS_UNAVAILABLE</w:t>
             </w:r>
           </w:p>
         </w:tc>
@@ -1101,7 +1101,7 @@
                 <w:i w:val="0"/>
                 <w:sz w:val="15"/>
               </w:rPr>
-              <w:t>V10</w:t>
+              <w:t>V9</w:t>
             </w:r>
           </w:p>
         </w:tc>
@@ -1120,7 +1120,7 @@
                 <w:i w:val="0"/>
                 <w:sz w:val="15"/>
               </w:rPr>
-              <w:t>NEW_V10_FS_00B_TWO_DEFAULTS</w:t>
+              <w:t>NEW_V9_FS_00_MAY_TRAVEL</w:t>
             </w:r>
           </w:p>
         </w:tc>
@@ -1158,7 +1158,7 @@
                 <w:i w:val="0"/>
                 <w:sz w:val="15"/>
               </w:rPr>
-              <w:t>NEW_V10_FS_00B_FIX_TOO_SOON, NEW_V10_FS_00C_STAY_TOO_QUIET</w:t>
+              <w:t>NEW_V9_FS_00_MAY_TRAVEL</w:t>
             </w:r>
           </w:p>
         </w:tc>
@@ -1179,6 +1179,240 @@
                 <w:i w:val="0"/>
                 <w:sz w:val="15"/>
               </w:rPr>
+              <w:t>V9</w:t>
+            </w:r>
+          </w:p>
+        </w:tc>
+        <w:tc>
+          <w:tcPr>
+            <w:tcW w:type="dxa" w:w="3312"/>
+          </w:tcPr>
+          <w:p>
+            <w:pPr>
+              <w:spacing w:before="60" w:after="60" w:line="264" w:lineRule="auto"/>
+            </w:pPr>
+            <w:r/>
+            <w:r>
+              <w:rPr>
+                <w:b w:val="0"/>
+                <w:i w:val="0"/>
+                <w:sz w:val="15"/>
+              </w:rPr>
+              <w:t>NEW_V9_FS_13_X_Y_Z</w:t>
+            </w:r>
+          </w:p>
+        </w:tc>
+        <w:tc>
+          <w:tcPr>
+            <w:tcW w:type="dxa" w:w="1584"/>
+          </w:tcPr>
+          <w:p>
+            <w:pPr>
+              <w:spacing w:before="60" w:after="60" w:line="264" w:lineRule="auto"/>
+            </w:pPr>
+            <w:r/>
+            <w:r>
+              <w:rPr>
+                <w:b w:val="0"/>
+                <w:i w:val="0"/>
+                <w:sz w:val="15"/>
+              </w:rPr>
+              <w:t>NEW. Active.</w:t>
+            </w:r>
+          </w:p>
+        </w:tc>
+        <w:tc>
+          <w:tcPr>
+            <w:tcW w:type="dxa" w:w="4032"/>
+          </w:tcPr>
+          <w:p>
+            <w:pPr>
+              <w:spacing w:before="60" w:after="60" w:line="264" w:lineRule="auto"/>
+            </w:pPr>
+            <w:r/>
+            <w:r>
+              <w:rPr>
+                <w:b w:val="0"/>
+                <w:i w:val="0"/>
+                <w:sz w:val="15"/>
+              </w:rPr>
+              <w:t>NEW_V9_FS_13_X_Y_Z</w:t>
+            </w:r>
+          </w:p>
+        </w:tc>
+      </w:tr>
+      <w:tr>
+        <w:tc>
+          <w:tcPr>
+            <w:tcW w:type="dxa" w:w="720"/>
+          </w:tcPr>
+          <w:p>
+            <w:pPr>
+              <w:spacing w:before="60" w:after="60" w:line="264" w:lineRule="auto"/>
+            </w:pPr>
+            <w:r/>
+            <w:r>
+              <w:rPr>
+                <w:b w:val="0"/>
+                <w:i w:val="0"/>
+                <w:sz w:val="15"/>
+              </w:rPr>
+              <w:t>V10</w:t>
+            </w:r>
+          </w:p>
+        </w:tc>
+        <w:tc>
+          <w:tcPr>
+            <w:tcW w:type="dxa" w:w="3312"/>
+          </w:tcPr>
+          <w:p>
+            <w:pPr>
+              <w:spacing w:before="60" w:after="60" w:line="264" w:lineRule="auto"/>
+            </w:pPr>
+            <w:r/>
+            <w:r>
+              <w:rPr>
+                <w:b w:val="0"/>
+                <w:i w:val="0"/>
+                <w:sz w:val="15"/>
+              </w:rPr>
+              <w:t>NEW_V10_FS_00_THE_PRESSURE</w:t>
+            </w:r>
+          </w:p>
+        </w:tc>
+        <w:tc>
+          <w:tcPr>
+            <w:tcW w:type="dxa" w:w="1584"/>
+          </w:tcPr>
+          <w:p>
+            <w:pPr>
+              <w:spacing w:before="60" w:after="60" w:line="264" w:lineRule="auto"/>
+            </w:pPr>
+            <w:r/>
+            <w:r>
+              <w:rPr>
+                <w:b w:val="0"/>
+                <w:i w:val="0"/>
+                <w:sz w:val="15"/>
+              </w:rPr>
+              <w:t>NEW. Active.</w:t>
+            </w:r>
+          </w:p>
+        </w:tc>
+        <w:tc>
+          <w:tcPr>
+            <w:tcW w:type="dxa" w:w="4032"/>
+          </w:tcPr>
+          <w:p>
+            <w:pPr>
+              <w:spacing w:before="60" w:after="60" w:line="264" w:lineRule="auto"/>
+            </w:pPr>
+            <w:r/>
+            <w:r>
+              <w:rPr>
+                <w:b w:val="0"/>
+                <w:i w:val="0"/>
+                <w:sz w:val="15"/>
+              </w:rPr>
+              <w:t>NEW_V10_FS_00_THE_PRESSURE</w:t>
+            </w:r>
+          </w:p>
+        </w:tc>
+      </w:tr>
+      <w:tr>
+        <w:tc>
+          <w:tcPr>
+            <w:tcW w:type="dxa" w:w="720"/>
+          </w:tcPr>
+          <w:p>
+            <w:pPr>
+              <w:spacing w:before="60" w:after="60" w:line="264" w:lineRule="auto"/>
+            </w:pPr>
+            <w:r/>
+            <w:r>
+              <w:rPr>
+                <w:b w:val="0"/>
+                <w:i w:val="0"/>
+                <w:sz w:val="15"/>
+              </w:rPr>
+              <w:t>V10</w:t>
+            </w:r>
+          </w:p>
+        </w:tc>
+        <w:tc>
+          <w:tcPr>
+            <w:tcW w:type="dxa" w:w="3312"/>
+          </w:tcPr>
+          <w:p>
+            <w:pPr>
+              <w:spacing w:before="60" w:after="60" w:line="264" w:lineRule="auto"/>
+            </w:pPr>
+            <w:r/>
+            <w:r>
+              <w:rPr>
+                <w:b w:val="0"/>
+                <w:i w:val="0"/>
+                <w:sz w:val="15"/>
+              </w:rPr>
+              <w:t>NEW_V10_FS_00B_TWO_DEFAULTS</w:t>
+            </w:r>
+          </w:p>
+        </w:tc>
+        <w:tc>
+          <w:tcPr>
+            <w:tcW w:type="dxa" w:w="1584"/>
+          </w:tcPr>
+          <w:p>
+            <w:pPr>
+              <w:spacing w:before="60" w:after="60" w:line="264" w:lineRule="auto"/>
+            </w:pPr>
+            <w:r/>
+            <w:r>
+              <w:rPr>
+                <w:b w:val="0"/>
+                <w:i w:val="0"/>
+                <w:sz w:val="15"/>
+              </w:rPr>
+              <w:t>NEW. Active.</w:t>
+            </w:r>
+          </w:p>
+        </w:tc>
+        <w:tc>
+          <w:tcPr>
+            <w:tcW w:type="dxa" w:w="4032"/>
+          </w:tcPr>
+          <w:p>
+            <w:pPr>
+              <w:spacing w:before="60" w:after="60" w:line="264" w:lineRule="auto"/>
+            </w:pPr>
+            <w:r/>
+            <w:r>
+              <w:rPr>
+                <w:b w:val="0"/>
+                <w:i w:val="0"/>
+                <w:sz w:val="15"/>
+              </w:rPr>
+              <w:t>NEW_V10_FS_00B_FIX_TOO_SOON, NEW_V10_FS_00C_STAY_TOO_QUIET</w:t>
+            </w:r>
+          </w:p>
+        </w:tc>
+      </w:tr>
+      <w:tr>
+        <w:tc>
+          <w:tcPr>
+            <w:tcW w:type="dxa" w:w="720"/>
+          </w:tcPr>
+          <w:p>
+            <w:pPr>
+              <w:spacing w:before="60" w:after="60" w:line="264" w:lineRule="auto"/>
+            </w:pPr>
+            <w:r/>
+            <w:r>
+              <w:rPr>
+                <w:b w:val="0"/>
+                <w:i w:val="0"/>
+                <w:sz w:val="15"/>
+              </w:rPr>
               <w:t>V11</w:t>
             </w:r>
           </w:p>
@@ -1237,6 +1471,84 @@
                 <w:sz w:val="15"/>
               </w:rPr>
               <w:t>NEW_V11_FS_00_ACCEPTED_AND_DOING</w:t>
+            </w:r>
+          </w:p>
+        </w:tc>
+      </w:tr>
+      <w:tr>
+        <w:tc>
+          <w:tcPr>
+            <w:tcW w:type="dxa" w:w="720"/>
+          </w:tcPr>
+          <w:p>
+            <w:pPr>
+              <w:spacing w:before="60" w:after="60" w:line="264" w:lineRule="auto"/>
+            </w:pPr>
+            <w:r/>
+            <w:r>
+              <w:rPr>
+                <w:b w:val="0"/>
+                <w:i w:val="0"/>
+                <w:sz w:val="15"/>
+              </w:rPr>
+              <w:t>V11</w:t>
+            </w:r>
+          </w:p>
+        </w:tc>
+        <w:tc>
+          <w:tcPr>
+            <w:tcW w:type="dxa" w:w="3312"/>
+          </w:tcPr>
+          <w:p>
+            <w:pPr>
+              <w:spacing w:before="60" w:after="60" w:line="264" w:lineRule="auto"/>
+            </w:pPr>
+            <w:r/>
+            <w:r>
+              <w:rPr>
+                <w:b w:val="0"/>
+                <w:i w:val="0"/>
+                <w:sz w:val="15"/>
+              </w:rPr>
+              <w:t>NEW_V11_FS_00B_COST_AND_NEXT</w:t>
+            </w:r>
+          </w:p>
+        </w:tc>
+        <w:tc>
+          <w:tcPr>
+            <w:tcW w:type="dxa" w:w="1584"/>
+          </w:tcPr>
+          <w:p>
+            <w:pPr>
+              <w:spacing w:before="60" w:after="60" w:line="264" w:lineRule="auto"/>
+            </w:pPr>
+            <w:r/>
+            <w:r>
+              <w:rPr>
+                <w:b w:val="0"/>
+                <w:i w:val="0"/>
+                <w:sz w:val="15"/>
+              </w:rPr>
+              <w:t>NEW. Active.</w:t>
+            </w:r>
+          </w:p>
+        </w:tc>
+        <w:tc>
+          <w:tcPr>
+            <w:tcW w:type="dxa" w:w="4032"/>
+          </w:tcPr>
+          <w:p>
+            <w:pPr>
+              <w:spacing w:before="60" w:after="60" w:line="264" w:lineRule="auto"/>
+            </w:pPr>
+            <w:r/>
+            <w:r>
+              <w:rPr>
+                <w:b w:val="0"/>
+                <w:i w:val="0"/>
+                <w:sz w:val="15"/>
+              </w:rPr>
+              <w:t>NEW_V11_FS_00B_COST_AND_NEXT</w:t>
             </w:r>
           </w:p>
         </w:tc>

--- a/deliverables/V4-V11_SYNC/SHARED/V4-V11_REVISED_ASSET_LEDGER.docx
+++ b/deliverables/V4-V11_SYNC/SHARED/V4-V11_REVISED_ASSET_LEDGER.docx
@@ -68,7 +68,7 @@
         <w:rPr>
           <w:sz w:val="21"/>
         </w:rPr>
-        <w:t>Saturday, September 19, 2026 | 6:36 AM CT</w:t>
+        <w:t>Saturday, September 19, 2026 | 7:08 AM CT</w:t>
       </w:r>
     </w:p>
     <w:p>
